--- a/ru/wisdom-stories/i-was-so-embarrassed.docx
+++ b/ru/wisdom-stories/i-was-so-embarrassed.docx
@@ -14,7 +14,7 @@
           <w:color w:val="000000"/>
           <w:sz w:val="52"/>
         </w:rPr>
-        <w:t>Мне было стыдно, ей-богу.</w:t>
+        <w:t>Мне было стыдно, клянусь Аллахом</w:t>
       </w:r>
     </w:p>
     <w:p>
@@ -98,7 +98,7 @@
           <w:color w:val="000000"/>
           <w:sz w:val="22"/>
         </w:rPr>
-        <w:t>— Ей-богу, понятия не имею.</w:t>
+        <w:t>— Клянусь Аллахом, понятия не имею.</w:t>
       </w:r>
     </w:p>
     <w:p>
@@ -126,7 +126,7 @@
           <w:color w:val="000000"/>
           <w:sz w:val="22"/>
         </w:rPr>
-        <w:t>— Нет, ей-богу, я никогда им не болел.</w:t>
+        <w:t>— Нет, клянусь Аллахом, я никогда им не болел.</w:t>
       </w:r>
     </w:p>
     <w:p>
@@ -154,7 +154,7 @@
           <w:color w:val="000000"/>
           <w:sz w:val="22"/>
         </w:rPr>
-        <w:t>— Нет, ей-богу, это невозможно, ты прав?</w:t>
+        <w:t>— Нет, клянусь Аллахом, это невозможно, ты прав?</w:t>
       </w:r>
     </w:p>
     <w:p>
@@ -182,7 +182,7 @@
           <w:color w:val="000000"/>
           <w:sz w:val="22"/>
         </w:rPr>
-        <w:t>— Большое спасибо, что открыл мне глаза. Тогда позвольте мне тоже заразиться COVID, иначе я буду позором для общества. Мне было стыдно, ей-богу.</w:t>
+        <w:t>— Большое спасибо, что открыл мне глаза. Тогда позвольте мне тоже заразиться COVID, иначе я буду позором для общества. Мне было стыдно, клянусь Аллахом.</w:t>
       </w:r>
     </w:p>
     <w:p>
@@ -210,7 +210,7 @@
           <w:color w:val="9A7417"/>
           <w:sz w:val="22"/>
         </w:rPr>
-        <w:t xml:space="preserve">Мораль: </w:t>
+        <w:t>Мораль: Смешно следовать всему, что толпа называет «позорным». Мудрость заключается не в сплетнях толпы, а в собственных мыслях.</w:t>
       </w:r>
       <w:r>
         <w:rPr>
@@ -220,7 +220,6 @@
           <w:color w:val="3F3826"/>
           <w:sz w:val="22"/>
         </w:rPr>
-        <w:t>Смешно следовать всему, что толпа называет «позорным». Мудрость заключается не в сплетнях толпы, а в собственных мыслях.</w:t>
       </w:r>
     </w:p>
     <w:p>
